--- a/项目说明书.docx
+++ b/项目说明书.docx
@@ -60,7 +60,7 @@
           <w:color w:val="666E79"/>
           <w:sz w:val="26"/>
         </w:rPr>
-        <w:t>细化到每个文件的职责说明 · v1.3</w:t>
+        <w:t>细化到每个文件的职责说明 · v3.0</w:t>
       </w:r>
     </w:p>
     <w:p>
@@ -397,7 +397,7 @@
                 <w:b w:val="0"/>
                 <w:sz w:val="19"/>
               </w:rPr>
-              <w:t>分页/CRUD/视野查询/期次筛选/SHP 导入（关联项目期次）/批量删除锁定/地图标注</w:t>
+              <w:t>分页/CRUD/视野查询/期次筛选/SHP 导入（强制关联项目期次）/批量删除锁定/框选删除 delete-by-geometry/POI 点要素管理/地图标注</w:t>
             </w:r>
           </w:p>
         </w:tc>
@@ -595,7 +595,7 @@
                 <w:b w:val="0"/>
                 <w:sz w:val="19"/>
               </w:rPr>
-              <w:t>格网法多因子加权叠加 + 三区三线刚性约束 + 格网持久化 + 反向校验体检</w:t>
+              <w:t>格网法多因子加权叠加 + 三区三线刚性约束 + 格网持久化 + 反向校验体检（适宜×冲突矛盾提示）</w:t>
             </w:r>
           </w:p>
         </w:tc>
@@ -1630,7 +1630,7 @@
           <w:b w:val="0"/>
           <w:sz w:val="21"/>
         </w:rPr>
-        <w:t>初始化顺序：00_create_database.sql（建库+扩展）→ 01_init_schema.sql（建表+索引）→ 03_regions.sql（省级行政区）→ 02_seed_data.sql（业务演示数据）；后续结构变更走 Alembic 迁移（0001 初始 → 0002 期次字段 → 0003 删除变化监测表）。</w:t>
+        <w:t>初始化顺序：00_create_database.sql（建库+扩展）→ 01_init_schema.sql（建表+索引）→ 03_regions.sql（省级行政区）→ 02_seed_data.sql（业务演示数据）；后续结构变更走 Alembic 迁移（0001 初始 → 0002 期次字段 → 0003 删除变化监测表→ 0004 v2.0 项目与结果表 → 0005 三线标准代码 → 0006 图斑几何通用化 → 0007 v3.0 结果表 GiST 空间索引）。</w:t>
       </w:r>
     </w:p>
     <w:p>
@@ -2371,7 +2371,7 @@
           <w:b w:val="0"/>
           <w:sz w:val="20"/>
         </w:rPr>
-        <w:t xml:space="preserve"> —— 空间分析路由（模块一~三，v2.0）：转移矩阵（期次 SHP 导入/演示基期/计算，结果持久化）+ 图斑查询、适宜性评价（刚性约束+格网持久化）+ 格网查询、可达性分析（结果持久化）+ 结果查询、盲区∩适宜区设施选址、SHP 范围解析。</w:t>
+        <w:t xml:space="preserve"> —— 空间分析路由（模块一~三，v3.0）：转移矩阵（期次 SHP 导入/演示基期/计算，结果持久化，导入强制项目关联）+ 图斑查询、适宜性评价（刚性约束+格网持久化）+ 格网查询、可达性分析（结果持久化）+ 结果查询、盲区∩适宜区设施选址、适宜性矛盾提示（suitability/conflicts）、SHP 范围解析。</w:t>
       </w:r>
     </w:p>
     <w:p>
@@ -2440,7 +2440,7 @@
           <w:b w:val="0"/>
           <w:sz w:val="20"/>
         </w:rPr>
-        <w:t xml:space="preserve"> —— 地块路由（v2.0）：分页列表/GeoJSON（均支持 period 期次过滤）/CRUD/SHP 批量导入（关联项目与期次）/批量删除（跳过锁定）/锁定解锁/批量设置期次。</w:t>
+        <w:t xml:space="preserve"> —— 地块路由（v3.0）：分页列表/GeoJSON（均支持 period 期次过滤）/CRUD/SHP 批量导入（强制关联项目与期次，缺失 422、项目不存在 404）/批量删除（跳过锁定）/按几何范围批量删除 delete-by-geometry（框选删除，intersects/within）/锁定解锁/批量设置期次。</w:t>
       </w:r>
     </w:p>
     <w:p>
@@ -2463,7 +2463,7 @@
           <w:b w:val="0"/>
           <w:sz w:val="20"/>
         </w:rPr>
-        <w:t xml:space="preserve"> —— 三区三线体检路由（模块四，v2.0）：标准三线控制线管理（含批量删除/锁定/SHP 导入）、规则矩阵查看与更新（GET/PUT rules）、单地块/任意几何体检（含判定依据）、批量体检（结果持久化）、变化图斑体检（模块一→四联动）、结果查询、台账 CSV 导出。</w:t>
+        <w:t xml:space="preserve"> —— 三区三线体检路由（模块四，v3.0）：标准三线控制线管理（含批量删除/锁定/SHP 导入，导入强制项目关联）、规则矩阵查看与更新（GET/PUT rules）、单地块/任意几何体检（含判定依据）、批量体检（结果持久化）、变化图斑体检（模块一→四联动）、结果查询、台账 CSV 导出。</w:t>
       </w:r>
     </w:p>
     <w:p>
@@ -2486,7 +2486,7 @@
           <w:b w:val="0"/>
           <w:sz w:val="20"/>
         </w:rPr>
-        <w:t xml:space="preserve"> —— 兴趣点路由：分页列表/GeoJSON/按类型过滤/新建/删除/批量删除（跳过锁定）。</w:t>
+        <w:t xml:space="preserve"> —— 兴趣点路由（v3.0）：分页列表/GeoJSON/按类型过滤/新建/删除/批量删除（跳过锁定）/SHP 点要素导入（import，仅点要素，强制关联项目，点面分离）。</w:t>
       </w:r>
     </w:p>
     <w:p>
@@ -2601,7 +2601,7 @@
           <w:b w:val="0"/>
           <w:sz w:val="20"/>
         </w:rPr>
-        <w:t xml:space="preserve"> —— Pydantic 模型（v2.0）：12 大类用地枚举、标准三线代码与中文标签映射（ZONE_TYPE_LABELS）、地块/POI/控制线（含期次/项目/锁定）、分析项目、规则矩阵、批量操作与地图标注等请求响应模型、分页结构。</w:t>
+        <w:t xml:space="preserve"> —— Pydantic 模型（v3.0）：12 大类用地枚举、标准三线代码与中文标签映射（ZONE_TYPE_LABELS）、地块/POI/控制线（含期次/项目/锁定）、分析项目、规则矩阵、批量操作、GeometryDelete 框选删除请求体与地图标注等请求响应模型、分页结构。</w:t>
       </w:r>
     </w:p>
     <w:p>
@@ -2647,7 +2647,7 @@
           <w:b w:val="0"/>
           <w:sz w:val="20"/>
         </w:rPr>
-        <w:t xml:space="preserve"> —— 空间分析服务（模块一~三，v2.0）：transition_matrix 两期叠加求交（结果持久化 land_change_patches）、期次导入、演示基期、suitability_evaluate 格网法多因子加权叠加（三区三线刚性约束强制不适宜 + 格网持久化）、accessibility_analyze 生活圈覆盖判定（结果持久化）、facility_sites 盲区∩适宜区选址；DEMO/POSTGIS 共用同一 shapely 实现。</w:t>
+        <w:t xml:space="preserve"> —— 空间分析服务（模块一~三，v3.0）：transition_matrix 两期叠加求交（结果持久化 land_change_patches）、期次导入（项目+期次随导入落库）、演示基期、suitability_evaluate 格网法多因子加权叠加（三区三线刚性约束强制不适宜 + 格网持久化）、accessibility_analyze 生活圈覆盖判定（结果持久化）、facility_sites 盲区∩适宜区选址、suitability_conflicts 适宜性矛盾提示（适宜格网∩体检冲突地块）；list_patches/list_grids 支持 scope 严格过滤；DEMO/POSTGIS 共用同一 shapely 实现。</w:t>
       </w:r>
     </w:p>
     <w:p>
@@ -2693,7 +2693,7 @@
           <w:b w:val="0"/>
           <w:sz w:val="20"/>
         </w:rPr>
-        <w:t xml:space="preserve"> —— 三区三线体检服务（模块四，v2.0 规则矩阵版）：标准三线控制线管理、单地块/任意几何体检（规则矩阵判定 + 判定依据含亩数）、批量占用叠加 review_occupancy（结果持久化 planning_check_results）、变化图斑体检 review_patches（回写图斑冲突标记）、台账 CSV。</w:t>
+        <w:t xml:space="preserve"> —— 三区三线体检服务（模块四，v3.0 规则矩阵版）：标准三线控制线管理（SHP 导入强制项目关联）、单地块/任意几何体检（规则矩阵判定 + 判定依据含亩数）、批量占用叠加 review_occupancy（结果持久化 planning_check_results）、变化图斑体检 review_patches（回写图斑冲突标记）、台账 CSV。</w:t>
       </w:r>
     </w:p>
     <w:p>
@@ -2785,7 +2785,7 @@
           <w:b w:val="0"/>
           <w:sz w:val="20"/>
         </w:rPr>
-        <w:t xml:space="preserve"> —— 驾驶舱统筹汇总 + 综合分析报告服务（v2.0，共用数据源）：collect_dashboard 优先从持久化结果表读取（land_change_patches/suitability_grids/planning_check_results/accessibility_results），无结果时实时计算兜底；组装项目概况、流程进度、问题清单与规划建议；to_markdown 输出 项目概况→现状评价→问题识别→原因分析→规划建议→附录 六章节报告。</w:t>
+        <w:t xml:space="preserve"> —— 驾驶舱统筹汇总 + 综合分析报告服务（v3.0，共用数据源）：collect_dashboard 优先从持久化结果表读取（land_change_patches/suitability_grids/planning_check_results/accessibility_results），无结果时实时计算兜底；v3.0 严格范围聚合 —— 全部数据源按 scope 过滤，跨界要素面积按交集裁剪（POSTGIS 用 ST_Intersection，Demo 用 shapely+STRtree），可达性子范围只读实时复算；组装项目概况、流程进度、问题清单与规划建议；to_markdown 输出六章节报告。</w:t>
       </w:r>
     </w:p>
     <w:p>
@@ -2808,7 +2808,7 @@
           <w:b w:val="0"/>
           <w:sz w:val="20"/>
         </w:rPr>
-        <w:t xml:space="preserve"> —— SHP 导入服务（v2.0）：zip 解析（pyshp）→ 坐标系校验（仅 WGS84）→ 字段自动/手动映射 → 地类容错映射到 12 大类 → 批量入库（关联项目与期次，返回 imported/skipped）。</w:t>
+        <w:t xml:space="preserve"> —— SHP 导入服务（v3.0）：zip 解析（pyshp）→ 坐标系校验（仅 WGS84）→ 字段自动/手动映射 → 地类容错映射到 12 大类 → 批量入库；地块仅接受面要素、POI 仅接受点要素（import_pois_from_zip，点面分离）；require_project 强制项目关联（缺失 422、不存在 404），期次随导入直接落库。</w:t>
       </w:r>
     </w:p>
     <w:p>
@@ -2831,7 +2831,7 @@
           <w:b w:val="0"/>
           <w:sz w:val="20"/>
         </w:rPr>
-        <w:t xml:space="preserve"> —— 空间查询与地块 CRUD 服务（v2.0）：分页+bbox 视野查询（含 period 过滤）、GeoJSON 序列化、面积自动计算、编号唯一校验、锁定/批量删除/批量设置期次；双模式分支的样板。</w:t>
+        <w:t xml:space="preserve"> —— 空间查询与地块 CRUD 服务（v3.0）：分页+bbox 视野查询（含 period 过滤）、GeoJSON 序列化、面积自动计算、编号唯一校验、锁定/批量删除/批量设置期次/按几何范围批量删除（delete_parcels_by_geometry，框选删除跳过锁定）；双模式分支的样板。</w:t>
       </w:r>
     </w:p>
     <w:p>
@@ -3053,6 +3053,29 @@
           <w:color w:val="2E86AB"/>
           <w:sz w:val="20"/>
         </w:rPr>
+        <w:t>backend/migrations/versions/0007_gist_indexes_v3.py</w:t>
+      </w:r>
+      <w:r>
+        <w:rPr>
+          <w:rFonts w:ascii="Calibri" w:hAnsi="Calibri" w:eastAsia="宋体"/>
+          <w:b w:val="0"/>
+          <w:sz w:val="20"/>
+        </w:rPr>
+        <w:t xml:space="preserve"> —— 迁移 0007（v3.0）：land_change_patches/suitability_grids/map_features 补充 GiST 空间索引，范围过滤由 Seq Scan 升级为 Index Scan。</w:t>
+      </w:r>
+    </w:p>
+    <w:p>
+      <w:pPr>
+        <w:spacing w:after="80"/>
+        <w:ind w:left="280"/>
+      </w:pPr>
+      <w:r>
+        <w:rPr>
+          <w:rFonts w:ascii="Calibri" w:hAnsi="Calibri" w:eastAsia="等线"/>
+          <w:b/>
+          <w:color w:val="2E86AB"/>
+          <w:sz w:val="20"/>
+        </w:rPr>
         <w:t>backend/requirements.txt</w:t>
       </w:r>
       <w:r>
@@ -3107,7 +3130,7 @@
           <w:b w:val="0"/>
           <w:sz w:val="20"/>
         </w:rPr>
-        <w:t xml:space="preserve"> —— 全链路冒烟测试（16 项）：健康检查、地块 CRUD/期次筛选/锁定/批量删除、SHP 导入端到端（内存 zip）、行政区、POI、三区三线体检（规则矩阵/判定依据/锁定）、项目 CRUD 与范围校验、四大结果持久化、地图标注、驾驶舱统筹、综合分析报告（校验六章节与 12 大类）。</w:t>
+        <w:t xml:space="preserve"> —— 全链路冒烟测试（20 项，v3.0）：健康检查、地块 CRUD/期次筛选/锁定/批量删除/框选删除（delete-by-geometry）、SHP 导入端到端（内存 zip，含项目强制关联 422/404 校验）、POI 点要素导入（点面分离）、行政区、POI、三区三线体检（规则矩阵/判定依据/锁定）、项目 CRUD 与范围校验、四大结果持久化、地图标注、驾驶舱严格范围聚合（子范围不泄漏）、适宜性矛盾端点、综合分析报告（校验六章节与 12 大类）。</w:t>
       </w:r>
     </w:p>
     <w:p>
@@ -3306,7 +3329,7 @@
           <w:b w:val="0"/>
           <w:sz w:val="20"/>
         </w:rPr>
-        <w:t xml:space="preserve"> —— 接口封装汇总：按后端 10 组路由分组导出全部 API 函数（含 multipart 上传与 blob 下载），页面不直接写 URL。</w:t>
+        <w:t xml:space="preserve"> —— 接口封装汇总（v3.0）：按后端 10 组路由分组导出全部 API 函数（含 multipart 上传与 blob 下载），含 POI 导入 importPoisShp、框选删除 deleteParcelsByGeometry、适宜性矛盾 getSuitabilityConflicts；页面不直接写 URL。</w:t>
       </w:r>
     </w:p>
     <w:p>
@@ -3329,7 +3352,7 @@
           <w:b w:val="0"/>
           <w:sz w:val="20"/>
         </w:rPr>
-        <w:t xml:space="preserve"> —— 核心地图组件（v2.0）：OpenFreeMap 底图+卫星影像、图层管理（地块/POI/三区三线规范线型/变化图斑/适宜性格网/可达性覆盖/行政区边界）、框选圈选多边形选择统计、距离面积测量、悬停高亮、点击弹窗、批量选择模式（点击地块/POI/控制线进入选中集，抛 batch-selection）、保存绘制（测量/勾绘入库 map_features，抛 save-drawing）、地图视野持久化、图例与图层面板、对外暴露 flyTo/fitBounds/clearBatchSelection/clearDrawing/getMap。</w:t>
+        <w:t xml:space="preserve"> —— 核心地图组件（v3.0）：OpenFreeMap 底图+卫星影像、图层管理（地块/POI/三区三线规范线型/变化图斑/适宜性格网/可达性覆盖/行政区边界）、框选圈选多边形选择统计（可配置「删除选中地块」按钮 selectionDelete/selection-delete）、距离面积测量、悬停高亮、点击弹窗、批量选择模式（抛 batch-selection）、保存绘制（抛 save-drawing）、锁定地块虚线描边、图例线型预览（三区三线实线/虚线+线宽）、地图视野持久化、对外暴露 flyTo/fitBounds/clearBatchSelection/clearDrawing/clearSelection/getMap。</w:t>
       </w:r>
     </w:p>
     <w:p>
@@ -3513,7 +3536,7 @@
           <w:b w:val="0"/>
           <w:sz w:val="20"/>
         </w:rPr>
-        <w:t xml:space="preserve"> —— Pinia UI 状态（v2.0）：深浅主题、图层可见性、行政区筛选、框选结果、分析项目上下文（currentProject/currentProjectId）、模块联动参数（linkedPatches/linkedScope）、顶栏通知。</w:t>
+        <w:t xml:space="preserve"> —— Pinia UI 状态（v3.0）：深浅主题、图层可见性、行政区筛选、框选结果、分析项目上下文（currentProject/currentProjectId）、模块联动参数（linkedPatches/linkedScope/linkedFacilityTypes）、分析版本号 analysisVersion（各分析页成功后自增，驾驶舱自动刷新）、顶栏通知。</w:t>
       </w:r>
     </w:p>
     <w:p>
@@ -3559,7 +3582,7 @@
           <w:b w:val="0"/>
           <w:sz w:val="20"/>
         </w:rPr>
-        <w:t xml:space="preserve"> —— 配色规范（v2.0）：12 大类国标色、POI 类型色、变化图斑色；三区三线标准术语与制图样式（ZONE_TYPE_LABELS/ZONE_TYPE_COLORS/ZONE_TYPE_LINE_STYLES：红线 #E53935 实线 3px、基本农田 #FFB300 实线 2.5px、开发边界 #1E88E5 虚线 2px）；体检结论配色；图例元数据。</w:t>
+        <w:t xml:space="preserve"> —— 配色规范（v3.0）：12 大类国标色、POI 类型色、变化图斑色；三区三线标准术语与制图样式（ZONE_TYPE_LABELS/ZONE_TYPE_COLORS/ZONE_TYPE_LINE_STYLES：红线 #E53935 实线 3px、基本农田 #FFB300 实线 2.5px、开发边界 #1E88E5 虚线 2px）；体检结论配色；图例元数据（ZONE_LEGEND 附线型 line 元数据，图例面板预览实线/虚线样式）。</w:t>
       </w:r>
     </w:p>
     <w:p>
@@ -3628,7 +3651,7 @@
           <w:b w:val="0"/>
           <w:sz w:val="20"/>
         </w:rPr>
-        <w:t xml:space="preserve"> —— 模块三 服务设施可达性分析（v2.0）：设施类型多选、服务半径滑杆+预设、范围默认继承项目（联动范围优先）、覆盖率饼图、盲区清单（行点击定位）、覆盖/盲区红绿专题图与图斑弹窗、「推荐设施选址」（盲区∩适宜布局区，蓝色虚线展示候选区域）。</w:t>
+        <w:t xml:space="preserve"> —— 模块三 服务设施可达性分析（v3.0）：设施类型多选（接收转移矩阵联动预置并提示）、服务半径滑杆+预设、范围默认继承项目（联动范围优先）、覆盖率饼图、盲区清单（行点击定位）、覆盖/盲区红绿专题图与图斑弹窗、「推荐设施选址」（盲区∩适宜布局区，蓝色虚线展示候选区域）。</w:t>
       </w:r>
     </w:p>
     <w:p>
@@ -3651,7 +3674,7 @@
           <w:b w:val="0"/>
           <w:sz w:val="20"/>
         </w:rPr>
-        <w:t xml:space="preserve"> —— 数据驾驶舱（v2.0 项目工作台）：当前项目信息（名称/基期末期年份/范围）与流程进度条（①~⑥ 完成状态）、范围划定/变更对话框（行政区任意层级/SHP，变更确认机制）、关键结论摘要卡片（冲突地块/设施盲区/耕地净减少/高度适宜占比，点击下钻对应模块）、问题识别与规划建议清单、用地结构/体检占用/适宜性/转移矩阵图表；数据来自 /api/dashboard/summary（持久化结果优先）。</w:t>
+        <w:t xml:space="preserve"> —— 数据驾驶舱（v3.0 项目工作台）：当前项目信息（名称/基期末期年份/范围，含「已按此范围聚合」严格范围徽标）与流程进度条（①~⑥ 完成状态）、范围划定/变更对话框（行政区任意层级/SHP，变更确认机制）、关键结论摘要卡片（冲突地块/设施盲区/耕地净减少/高度适宜占比，点击下钻对应模块）、问题识别与规划建议清单（违规变化→转移矩阵页钻取）、用地结构/体检占用/适宜性/转移矩阵图表；数据来自 /api/dashboard/summary（持久化结果优先+严格范围聚合），watch analysisVersion 自动刷新。</w:t>
       </w:r>
     </w:p>
     <w:p>
@@ -3674,7 +3697,7 @@
           <w:b w:val="0"/>
           <w:sz w:val="20"/>
         </w:rPr>
-        <w:t xml:space="preserve"> —— 地块管理（v2.0）：期次筛选（全部/基期/末期，表格与地图同步）、上传关联项目与期次、地图批量选择模式（点击地块/POI/控制线进入选中集 → 批量删除/锁定）、锁定地块（锁定后不可删除）、标注面板（地图绘制保存至 map_features 并支持锁定/删除）、详情抽屉（期次/项目/判定依据/模块跳转）。</w:t>
+        <w:t xml:space="preserve"> —— 地块管理（v3.0）：期次筛选（全部/基期/末期，表格与地图同步）、上传强制关联项目与期次（前端先行校验）、地图批量选择模式（点击地块/POI/控制线进入选中集 → 批量删除/锁定）、框选删除模式（地图框选/圈选范围 → delete-by-geometry 批量删除，锁定项跳过）、兴趣点管理面板（POI 点要素 SHP 导入/列表/删除）、锁定地块（虚线描边，锁定后不可删除）、标注面板（地图绘制保存至 map_features 并支持锁定/删除）、详情抽屉（期次/项目/判定依据/模块跳转）。</w:t>
       </w:r>
     </w:p>
     <w:p>
@@ -3697,7 +3720,7 @@
           <w:b w:val="0"/>
           <w:sz w:val="20"/>
         </w:rPr>
-        <w:t xml:space="preserve"> —— 模块四 三区三线合规性批量体检（v2.0）：标准三线控制线（SHP 导入选择约束类型/图上绘制/批量删除/锁定）、规则矩阵对话框（12 地类 × 三线）、批量体检（结果持久化，台账含判定依据与重叠亩数）、变化图斑联动体检（接收转移矩阵参数自动执行）、判定依据明细表、台账 CSV 导出（含判定依据）。</w:t>
+        <w:t xml:space="preserve"> —— 模块四 三区三线合规性批量体检（v3.0）：标准三线控制线（SHP 导入选择约束类型并强制关联项目/图上绘制/批量删除/锁定）、规则矩阵对话框（12 地类 × 三线）、批量体检（结果持久化，台账含判定依据与重叠亩数）、变化图斑联动体检（接收转移矩阵参数自动执行）、判定依据明细表、台账 CSV 导出（含判定依据）。</w:t>
       </w:r>
     </w:p>
     <w:p>
@@ -3720,7 +3743,7 @@
           <w:b w:val="0"/>
           <w:sz w:val="20"/>
         </w:rPr>
-        <w:t xml:space="preserve"> —— 报告生成（v2.0 综合分析）：继承驾驶舱分析项目与范围；六章节预览（项目概况含流程进度/现状评价/问题识别/原因分析含判定依据/规划建议/附录数据表）；问题与台账行可点击跳转对应模块/地块（钻取）；下载 Markdown。</w:t>
+        <w:t xml:space="preserve"> —— 报告生成（v3.0 综合分析）：继承驾驶舱分析项目与范围（含「已按此范围聚合」徽标）；六章节预览（项目概况含流程进度/现状评价/问题识别/原因分析含判定依据/规划建议/附录数据表）；问题与台账行可点击跳转对应模块/地块（钻取，违规变化→转移矩阵）；下载 Markdown。</w:t>
       </w:r>
     </w:p>
     <w:p>
@@ -3743,7 +3766,7 @@
           <w:b w:val="0"/>
           <w:sz w:val="20"/>
         </w:rPr>
-        <w:t xml:space="preserve"> —— 模块二 土地适宜性评价（v2.0）：评价目标切换（建设/耕地）、因子权重滑杆（自动归一化）、范围默认继承项目（转移矩阵联动范围优先）、40×40 格网四级适宜性专题图（永久基本农田/生态保护红线刚性约束强制不适宜）、等级分布图、格网点击弹分、「查看体检结论」反向校验联动。</w:t>
+        <w:t xml:space="preserve"> —— 模块二 土地适宜性评价（v3.0）：评价目标切换（建设/耕地）、因子权重滑杆（自动归一化）、范围默认继承项目（转移矩阵联动范围优先）、40×40 格网四级适宜性专题图（永久基本农田/生态保护红线刚性约束强制不适宜）、等级分布图、格网点击弹分、适宜性矛盾提示（高度/中等适宜 ∩ 体检冲突地块，评价完成后自动校验）、「查看体检结论」反向校验联动。</w:t>
       </w:r>
     </w:p>
     <w:p>
@@ -3766,7 +3789,7 @@
           <w:b w:val="0"/>
           <w:sz w:val="20"/>
         </w:rPr>
-        <w:t xml:space="preserve"> —— 模块一 用地变化转移矩阵（v2.0）：基期/末期 SHP 分次导入（关联项目）、一键生成演示基期、范围继承项目、矩阵透视表（色深=面积）、消失/新增图斑标签、面积增减图、变化图斑上图；模块联动按钮：对变化图斑进行合规检查（→体检）、评估新增用地适宜性（→适宜性）、分析新增用地设施可达性（→可达性，图斑并集范围随 ui store 传递）。</w:t>
+        <w:t xml:space="preserve"> —— 模块一 用地变化转移矩阵（v3.0）：基期/末期 SHP 分次导入（强制关联项目）、一键生成演示基期、范围继承项目、矩阵透视表（色深=面积）、消失/新增图斑标签、面积增减图、变化图斑上图；模块联动按钮：对变化图斑进行合规检查（→体检）、评估新增用地适宜性（→适宜性）、分析新增用地设施可达性（→可达性，图斑并集范围随 ui store 传递，并按矩阵结果预置设施类型）。</w:t>
       </w:r>
     </w:p>
     <w:p>
@@ -3970,6 +3993,29 @@
     </w:p>
     <w:p>
       <w:pPr>
+        <w:spacing w:after="80"/>
+        <w:ind w:left="280"/>
+      </w:pPr>
+      <w:r>
+        <w:rPr>
+          <w:rFonts w:ascii="Calibri" w:hAnsi="Calibri" w:eastAsia="等线"/>
+          <w:b/>
+          <w:color w:val="2E86AB"/>
+          <w:sz w:val="20"/>
+        </w:rPr>
+        <w:t>tools/v3_postgis_live_test.ps1</w:t>
+      </w:r>
+      <w:r>
+        <w:rPr>
+          <w:rFonts w:ascii="Calibri" w:hAnsi="Calibri" w:eastAsia="宋体"/>
+          <w:b w:val="0"/>
+          <w:sz w:val="20"/>
+        </w:rPr>
+        <w:t xml:space="preserve"> —— v3.0 POSTGIS 实测脚本（PowerShell，UTF-8 BOM）：对运行中的后端逐项断言 POI 导入校验（422/404）、上传强制项目校验（四入口）、点要素 POI 导入、框选删除（锁定跳过）、可达性/适宜性/体检持久化、驾驶舱严格范围聚合（子范围收敛为 0）、适宜性矛盾端点，并自动清理测试项目/POI/地块（无 BOM JSON 文件 + curl --data-binary）。</w:t>
+      </w:r>
+    </w:p>
+    <w:p>
+      <w:pPr>
         <w:pStyle w:val="Heading2"/>
         <w:spacing w:before="160" w:after="120"/>
       </w:pPr>
@@ -4416,7 +4462,20 @@
           <w:b w:val="0"/>
           <w:sz w:val="21"/>
         </w:rPr>
-        <w:t>后端测试：cd backend  →  ..\venv\Scripts\python.exe -m pytest（13 项冒烟测试）</w:t>
+        <w:t>后端测试：cd backend  →  ..\venv\Scripts\python.exe -m pytest（20 项冒烟测试）</w:t>
+      </w:r>
+    </w:p>
+    <w:p>
+      <w:pPr>
+        <w:ind w:left="280"/>
+      </w:pPr>
+      <w:r>
+        <w:rPr>
+          <w:rFonts w:ascii="Calibri" w:hAnsi="Calibri" w:eastAsia="宋体"/>
+          <w:b w:val="0"/>
+          <w:sz w:val="21"/>
+        </w:rPr>
+        <w:t>v3.0 POSTGIS 实测：后端启动后执行 tools\v3_postgis_live_test.ps1（23 项断言，自动清理测试数据）</w:t>
       </w:r>
     </w:p>
     <w:p>
@@ -4566,7 +4625,7 @@
                 <w:b w:val="0"/>
                 <w:sz w:val="19"/>
               </w:rPr>
-              <w:t>分页/GeoJSON（period 过滤）/ CRUD / import-shp（项目+期次）/ batch-delete / {id}/lock / batch-set-period</w:t>
+              <w:t>分页/GeoJSON（period 过滤）/ CRUD / import-shp（项目+期次强制）/ batch-delete / delete-by-geometry（框选删除）/ {id}/lock / batch-set-period</w:t>
             </w:r>
           </w:p>
         </w:tc>
@@ -4666,7 +4725,7 @@
                 <w:b w:val="0"/>
                 <w:sz w:val="19"/>
               </w:rPr>
-              <w:t>分页列表 / GeoJSON / 新建 / 删除 / batch-delete</w:t>
+              <w:t>分页列表 / GeoJSON / 新建 / 删除 / batch-delete / import（点要素 SHP，强制项目关联）</w:t>
             </w:r>
           </w:p>
         </w:tc>
@@ -4716,7 +4775,7 @@
                 <w:b w:val="0"/>
                 <w:sz w:val="19"/>
               </w:rPr>
-              <w:t>transition（import-shp/generate-demo-base/matrix/patches）、suitability（targets/evaluate/grids）、accessibility（analyze/results）、facility-sites、parse-scope</w:t>
+              <w:t>transition（import-shp/generate-demo-base/matrix/patches）、suitability（targets/evaluate/grids/conflicts 矛盾提示）、accessibility（analyze/results）、facility-sites、parse-scope</w:t>
             </w:r>
           </w:p>
         </w:tc>

--- a/项目说明书.docx
+++ b/项目说明书.docx
@@ -60,7 +60,7 @@
           <w:color w:val="666E79"/>
           <w:sz w:val="26"/>
         </w:rPr>
-        <w:t>细化到每个文件的职责说明 · v3.0</w:t>
+        <w:t>细化到每个文件的职责说明 · v4.0</w:t>
       </w:r>
     </w:p>
     <w:p>
@@ -2486,7 +2486,7 @@
           <w:b w:val="0"/>
           <w:sz w:val="20"/>
         </w:rPr>
-        <w:t xml:space="preserve"> —— 兴趣点路由（v3.0）：分页列表/GeoJSON/按类型过滤/新建/删除/批量删除（跳过锁定）/SHP 点要素导入（import，仅点要素，强制关联项目，点面分离）。</w:t>
+        <w:t xml:space="preserve"> —— 兴趣点路由（v4.0）：分页列表/GeoJSON（含 locked 属性）/按类型过滤/新建/删除/批量删除（跳过锁定）/锁定解锁（{id}/lock，锁定后不可删除、圈选删除自动跳过）/SHP 点要素导入（import，仅点要素，强制关联项目，点面分离）。</w:t>
       </w:r>
     </w:p>
     <w:p>
@@ -2831,7 +2831,7 @@
           <w:b w:val="0"/>
           <w:sz w:val="20"/>
         </w:rPr>
-        <w:t xml:space="preserve"> —— 空间查询与地块 CRUD 服务（v3.0）：分页+bbox 视野查询（含 period 过滤）、GeoJSON 序列化、面积自动计算、编号唯一校验、锁定/批量删除/批量设置期次/按几何范围批量删除（delete_parcels_by_geometry，框选删除跳过锁定）；双模式分支的样板。</w:t>
+        <w:t xml:space="preserve"> —— 空间查询与地块/POI CRUD 服务（v4.0）：分页+bbox 视野查询（含 period 过滤，期次缺省视为基期）、GeoJSON 序列化、面积自动计算、编号唯一校验、锁定/批量删除（单次 IN 查询支撑圈选删除海量要素）/批量设置期次/按几何范围批量删除（delete_parcels_by_geometry）/POI 锁定（set_poi_locked）；双模式分支的样板。</w:t>
       </w:r>
     </w:p>
     <w:p>
@@ -3130,7 +3130,7 @@
           <w:b w:val="0"/>
           <w:sz w:val="20"/>
         </w:rPr>
-        <w:t xml:space="preserve"> —— 全链路冒烟测试（20 项，v3.0）：健康检查、地块 CRUD/期次筛选/锁定/批量删除/框选删除（delete-by-geometry）、SHP 导入端到端（内存 zip，含项目强制关联 422/404 校验）、POI 点要素导入（点面分离）、行政区、POI、三区三线体检（规则矩阵/判定依据/锁定）、项目 CRUD 与范围校验、四大结果持久化、地图标注、驾驶舱严格范围聚合（子范围不泄漏）、适宜性矛盾端点、综合分析报告（校验六章节与 12 大类）。</w:t>
+        <w:t xml:space="preserve"> —— 全链路冒烟测试（20 项，v4.0）：健康检查、地块 CRUD/期次筛选/锁定/批量删除/框选删除（delete-by-geometry）、SHP 导入端到端（内存 zip，含项目强制关联 422/404 校验）、POI 点要素导入（点面分离）与锁定保护（锁定后删除 409、批量删除跳过）、行政区、POI、三区三线体检（规则矩阵/判定依据/锁定）、项目 CRUD 与范围校验、四大结果持久化、地图标注、驾驶舱严格范围聚合（子范围不泄漏）、适宜性矛盾端点、综合分析报告（校验六章节与 12 大类）。</w:t>
       </w:r>
     </w:p>
     <w:p>
@@ -3306,7 +3306,7 @@
           <w:b w:val="0"/>
           <w:sz w:val="20"/>
         </w:rPr>
-        <w:t xml:space="preserve"> —— 主布局与全局导航（v2.0）：折叠侧边栏（菜单分组 + 推荐流程编号 ①~⑥）、顶栏（分析项目选择/新建入口、搜索/通知/主题/用户/帮助）、路由出口。</w:t>
+        <w:t xml:space="preserve"> —— 主布局与全局导航（v4.0）：折叠侧边栏（菜单分组 + 推荐流程编号 ①~⑥）、顶栏（分析项目选择/新建入口、后端连接状态指示（每 20 秒探测 /healthz，后端未启动时可见提示）、搜索/通知/主题/用户/帮助）、路由出口。</w:t>
       </w:r>
     </w:p>
     <w:p>
@@ -3329,7 +3329,7 @@
           <w:b w:val="0"/>
           <w:sz w:val="20"/>
         </w:rPr>
-        <w:t xml:space="preserve"> —— 接口封装汇总（v3.0）：按后端 10 组路由分组导出全部 API 函数（含 multipart 上传与 blob 下载），含 POI 导入 importPoisShp、框选删除 deleteParcelsByGeometry、适宜性矛盾 getSuitabilityConflicts；页面不直接写 URL。</w:t>
+        <w:t xml:space="preserve"> —— 接口封装汇总（v4.0）：按后端 10 组路由分组导出全部 API 函数（含 multipart 上传与 blob 下载），含 POI 导入 importPoisShp、POI 锁定 lockPoi、框选删除 deleteParcelsByGeometry、适宜性矛盾 getSuitabilityConflicts；页面不直接写 URL。</w:t>
       </w:r>
     </w:p>
     <w:p>
@@ -3352,7 +3352,7 @@
           <w:b w:val="0"/>
           <w:sz w:val="20"/>
         </w:rPr>
-        <w:t xml:space="preserve"> —— 核心地图组件（v3.0）：OpenFreeMap 底图+卫星影像、图层管理（地块/POI/三区三线规范线型/变化图斑/适宜性格网/可达性覆盖/行政区边界）、框选圈选多边形选择统计（可配置「删除选中地块」按钮 selectionDelete/selection-delete）、距离面积测量、悬停高亮、点击弹窗、批量选择模式（抛 batch-selection）、保存绘制（抛 save-drawing）、锁定地块虚线描边、图例线型预览（三区三线实线/虚线+线宽）、地图视野持久化、对外暴露 flyTo/fitBounds/clearBatchSelection/clearDrawing/clearSelection/getMap。</w:t>
+        <w:t xml:space="preserve"> —— 核心地图组件（v4.0）：OpenFreeMap 底图+卫星影像、图层管理（地块/POI/三区三线规范线型/变化图斑/适宜性格网/可达性覆盖/行政区边界）、框选圈选多边形选择统计（selectionCollectAll 同步收集地块+POI+控制线，「删除选中要素」一键批量删除）、POI 点击属性弹窗（定位/查看详情，emit poi-click/poi-detail）、距离面积测量、悬停高亮、点击弹窗、批量选择模式（抛 batch-selection）、保存绘制（抛 save-drawing）、锁定地块虚线描边 + 末期地块细虚线（与基期实线区分）、图例线型预览、地图视野持久化、对外暴露 flyTo/fitBounds/clearBatchSelection/clearDrawing/clearSelection/getMap。</w:t>
       </w:r>
     </w:p>
     <w:p>
@@ -3697,7 +3697,7 @@
           <w:b w:val="0"/>
           <w:sz w:val="20"/>
         </w:rPr>
-        <w:t xml:space="preserve"> —— 地块管理（v3.0）：期次筛选（全部/基期/末期，表格与地图同步）、上传强制关联项目与期次（前端先行校验）、地图批量选择模式（点击地块/POI/控制线进入选中集 → 批量删除/锁定）、框选删除模式（地图框选/圈选范围 → delete-by-geometry 批量删除，锁定项跳过）、兴趣点管理面板（POI 点要素 SHP 导入/列表/删除）、锁定地块（虚线描边，锁定后不可删除）、标注面板（地图绘制保存至 map_features 并支持锁定/删除）、详情抽屉（期次/项目/判定依据/模块跳转）。</w:t>
+        <w:t xml:space="preserve"> —— 地块管理（v4.0）：期次显示开关（勾选基期/末期即显示，表格+地图同步，基期实线/末期虚线避免混叠）、上传强制关联项目与期次（前端先行校验）、地图圈选删除（框选/圈选/多边形绘制范围 → 自动统计范围内地块+兴趣点+控制线 → 一键批量删除，锁定项跳过）、POI 点要素点击查看属性（弹窗+详情对话框，可定位/锁定/删除）、兴趣点管理面板（SHP 导入/列表/锁定/删除）、锁定地块（虚线描边，锁定后不可删除）、标注面板（地图绘制保存至 map_features）、详情抽屉（期次/项目/判定依据/模块跳转）。</w:t>
       </w:r>
     </w:p>
     <w:p>
@@ -3789,7 +3789,7 @@
           <w:b w:val="0"/>
           <w:sz w:val="20"/>
         </w:rPr>
-        <w:t xml:space="preserve"> —— 模块一 用地变化转移矩阵（v3.0）：基期/末期 SHP 分次导入（强制关联项目）、一键生成演示基期、范围继承项目、矩阵透视表（色深=面积）、消失/新增图斑标签、面积增减图、变化图斑上图；模块联动按钮：对变化图斑进行合规检查（→体检）、评估新增用地适宜性（→适宜性）、分析新增用地设施可达性（→可达性，图斑并集范围随 ui store 传递，并按矩阵结果预置设施类型）。</w:t>
+        <w:t xml:space="preserve"> —— 模块一 用地变化转移矩阵（v4.0）：两期数据统一在地块管理模块导入（本页不再提供重复导入入口）；期次显示开关（勾选显示哪期就显示哪期）、范围继承项目、矩阵透视表（色深=面积）、消失/新增图斑标签、面积增减图、变化图斑上图；模块联动按钮：对变化图斑进行合规检查（→体检）、评估新增用地适宜性（→适宜性）、分析新增用地设施可达性（→可达性，图斑并集范围随 ui store 传递，并按矩阵结果预置设施类型）。</w:t>
       </w:r>
     </w:p>
     <w:p>
